--- a/tools/00_ver2公開までのTODO.docx
+++ b/tools/00_ver2公開までのTODO.docx
@@ -30,7 +30,7 @@
           <w:sz w:val="20"/>
           <w:szCs w:val="20"/>
         </w:rPr>
-        <w:t xml:space="preserve">2026-09-29 作成</w:t>
+        <w:t xml:space="preserve">2026-09-29 作成、09-30 更新</w:t>
       </w:r>
     </w:p>
     <w:p>
@@ -187,7 +187,7 @@
         <w:rPr>
           <w:rFonts w:ascii="Yu Gothic" w:eastAsia="Yu Gothic" w:hAnsi="Yu Gothic"/>
         </w:rPr>
-        <w:t xml:space="preserve">Load_All_Lsp　（エラーの LISP があっても続けて読み込むか）</w:t>
+        <w:t xml:space="preserve">Load_All_Lsp　（エラーの LISP があっても続けて読み込むか。ver2 は ver2 フォルダの Load_All_Lsp.lsp）</w:t>
       </w:r>
     </w:p>
     <w:p>
@@ -495,7 +495,7 @@
         <w:rPr>
           <w:rFonts w:ascii="Yu Gothic" w:eastAsia="Yu Gothic" w:hAnsi="Yu Gothic"/>
         </w:rPr>
-        <w:t xml:space="preserve">XForce</w:t>
+        <w:t xml:space="preserve">ClipCopy</w:t>
       </w:r>
     </w:p>
     <w:p>
@@ -515,7 +515,7 @@
         <w:rPr>
           <w:rFonts w:ascii="Yu Gothic" w:eastAsia="Yu Gothic" w:hAnsi="Yu Gothic"/>
         </w:rPr>
-        <w:t xml:space="preserve">ClipCopy</w:t>
+        <w:t xml:space="preserve">Load_All_Lsp</w:t>
       </w:r>
     </w:p>
     <w:p>
@@ -535,27 +535,19 @@
         <w:rPr>
           <w:rFonts w:ascii="Yu Gothic" w:eastAsia="Yu Gothic" w:hAnsi="Yu Gothic"/>
         </w:rPr>
-        <w:t xml:space="preserve">Load_All_Lsp</w:t>
-      </w:r>
-    </w:p>
-    <w:p>
-      <w:pPr>
-        <w:spacing w:after="60"/>
-        <w:ind w:left="280" w:hanging="280"/>
-      </w:pPr>
-      <w:r>
-        <w:rPr>
-          <w:rFonts w:ascii="Yu Gothic" w:eastAsia="Yu Gothic" w:hAnsi="Yu Gothic"/>
-          <w:sz w:val="22"/>
-          <w:szCs w:val="22"/>
-        </w:rPr>
-        <w:t xml:space="preserve">☐　</w:t>
-      </w:r>
-      <w:r>
-        <w:rPr>
-          <w:rFonts w:ascii="Yu Gothic" w:eastAsia="Yu Gothic" w:hAnsi="Yu Gothic"/>
-        </w:rPr>
         <w:t xml:space="preserve">LockAllVP</w:t>
+      </w:r>
+    </w:p>
+    <w:p>
+      <w:pPr>
+        <w:spacing w:after="80"/>
+        <w:ind w:left="280"/>
+      </w:pPr>
+      <w:r>
+        <w:rPr>
+          <w:rFonts w:ascii="Yu Gothic" w:eastAsia="Yu Gothic" w:hAnsi="Yu Gothic"/>
+        </w:rPr>
+        <w:t xml:space="preserve">※ XForce は IJCAD 非対応とした（確認不要）</w:t>
       </w:r>
     </w:p>
     <w:p>
@@ -865,7 +857,7 @@
         <w:rPr>
           <w:rFonts w:ascii="Yu Gothic" w:eastAsia="Yu Gothic" w:hAnsi="Yu Gothic"/>
         </w:rPr>
-        <w:t xml:space="preserve">使う人から見て仕様が変わった所だけを1行で。それ以外は「安定性を強化しました。」</w:t>
+        <w:t xml:space="preserve">修正内容はダウンロード欄の下に一言だけ。代表的なものを体言止めで、「等」でざっくり</w:t>
       </w:r>
     </w:p>
     <w:p>
@@ -881,7 +873,7 @@
         <w:rPr>
           <w:rFonts w:ascii="Yu Gothic" w:eastAsia="Yu Gothic" w:hAnsi="Yu Gothic"/>
         </w:rPr>
-        <w:t xml:space="preserve">以前に不備があったように読める書き方は避ける</w:t>
+        <w:t xml:space="preserve">仕様が変わっていなければ「ver2：安定性強化 等」</w:t>
       </w:r>
     </w:p>
     <w:p>
@@ -897,6 +889,22 @@
         <w:rPr>
           <w:rFonts w:ascii="Yu Gothic" w:eastAsia="Yu Gothic" w:hAnsi="Yu Gothic"/>
         </w:rPr>
+        <w:t xml:space="preserve">以前に不備があったように読める書き方は避ける</w:t>
+      </w:r>
+    </w:p>
+    <w:p>
+      <w:pPr>
+        <w:pStyle w:val="ListParagraph"/>
+        <w:numPr>
+          <w:ilvl w:val="0"/>
+          <w:numId w:val="2"/>
+        </w:numPr>
+        <w:spacing w:after="40"/>
+      </w:pPr>
+      <w:r>
+        <w:rPr>
+          <w:rFonts w:ascii="Yu Gothic" w:eastAsia="Yu Gothic" w:hAnsi="Yu Gothic"/>
+        </w:rPr>
         <w:t xml:space="preserve">新旧どちらも上げ、最新版を上に置く</w:t>
       </w:r>
     </w:p>
@@ -978,6 +986,21 @@
     </w:p>
     <w:p>
       <w:pPr>
+        <w:shd w:fill="F2F2F2" w:val="clear"/>
+        <w:spacing w:after="0"/>
+        <w:ind w:left="560"/>
+      </w:pPr>
+      <w:r>
+        <w:rPr>
+          <w:rFonts w:ascii="Yu Gothic" w:eastAsia="Yu Gothic" w:hAnsi="Yu Gothic"/>
+          <w:sz w:val="20"/>
+          <w:szCs w:val="20"/>
+        </w:rPr>
+        <w:t xml:space="preserve">ver2：（下の表の一言）</w:t>
+      </w:r>
+    </w:p>
+    <w:p>
+      <w:pPr>
         <w:pStyle w:val="Heading2"/>
         <w:spacing w:after="80" w:before="180"/>
       </w:pPr>
@@ -989,7 +1012,7 @@
           <w:sz w:val="23"/>
           <w:szCs w:val="23"/>
         </w:rPr>
-        <w:t xml:space="preserve">記事ごとに足す1行</w:t>
+        <w:t xml:space="preserve">記事ごとの一言</w:t>
       </w:r>
     </w:p>
     <w:tbl>
@@ -1100,7 +1123,7 @@
                 <w:sz w:val="19"/>
                 <w:szCs w:val="19"/>
               </w:rPr>
-              <w:t xml:space="preserve">足す1行</w:t>
+              <w:t xml:space="preserve">ダウンロード欄の下の一言</w:t>
             </w:r>
           </w:p>
         </w:tc>
@@ -1222,7 +1245,7 @@
                 <w:sz w:val="19"/>
                 <w:szCs w:val="19"/>
               </w:rPr>
-              <w:t xml:space="preserve">ver2：実行後、元のレイアウトに戻るようにしました。ロックした数を表示します。</w:t>
+              <w:t xml:space="preserve">ver2：実行後に元のレイアウトへ戻るように変更、安定性強化 等</w:t>
             </w:r>
           </w:p>
         </w:tc>
@@ -1314,7 +1337,7 @@
                 <w:sz w:val="19"/>
                 <w:szCs w:val="19"/>
               </w:rPr>
-              <w:t xml:space="preserve">Load_All_Lsp</w:t>
+              <w:t xml:space="preserve">RegionToPL</w:t>
             </w:r>
           </w:p>
         </w:tc>
@@ -1343,7 +1366,7 @@
                 <w:sz w:val="19"/>
                 <w:szCs w:val="19"/>
               </w:rPr>
-              <w:t xml:space="preserve">ver2：読み込めない LISP があっても、残りを続けて読み込むようにしました。</w:t>
+              <w:t xml:space="preserve">ver2：変換した個数の表示、安定性強化 等</w:t>
             </w:r>
           </w:p>
         </w:tc>
@@ -1435,7 +1458,7 @@
                 <w:sz w:val="19"/>
                 <w:szCs w:val="19"/>
               </w:rPr>
-              <w:t xml:space="preserve">RegionToPL</w:t>
+              <w:t xml:space="preserve">ClipCopy</w:t>
             </w:r>
           </w:p>
         </w:tc>
@@ -1464,7 +1487,7 @@
                 <w:sz w:val="19"/>
                 <w:szCs w:val="19"/>
               </w:rPr>
-              <w:t xml:space="preserve">ver2：変換した個数を表示するようにしました。</w:t>
+              <w:t xml:space="preserve">ver2：U（元に戻す）1回で実行前に戻るように変更、安定性強化 等</w:t>
             </w:r>
           </w:p>
         </w:tc>
@@ -1556,7 +1579,7 @@
                 <w:sz w:val="19"/>
                 <w:szCs w:val="19"/>
               </w:rPr>
-              <w:t xml:space="preserve">ClipCopy</w:t>
+              <w:t xml:space="preserve">FlattenFast</w:t>
             </w:r>
           </w:p>
         </w:tc>
@@ -1585,7 +1608,7 @@
                 <w:sz w:val="19"/>
                 <w:szCs w:val="19"/>
               </w:rPr>
-              <w:t xml:space="preserve">ver2：U（元に戻す）1回で実行前に戻せるようにしました。</w:t>
+              <w:t xml:space="preserve">ver2：U（元に戻す）1回で実行前に戻るように変更、安定性強化 等</w:t>
             </w:r>
           </w:p>
         </w:tc>
@@ -1677,7 +1700,7 @@
                 <w:sz w:val="19"/>
                 <w:szCs w:val="19"/>
               </w:rPr>
-              <w:t xml:space="preserve">FlattenFast</w:t>
+              <w:t xml:space="preserve">CHAMFER+</w:t>
             </w:r>
           </w:p>
         </w:tc>
@@ -1706,7 +1729,7 @@
                 <w:sz w:val="19"/>
                 <w:szCs w:val="19"/>
               </w:rPr>
-              <w:t xml:space="preserve">ver2：U（元に戻す）1回で実行前に戻せるようにしました。</w:t>
+              <w:t xml:space="preserve">ver2：安定性強化 等</w:t>
             </w:r>
           </w:p>
         </w:tc>
@@ -1798,7 +1821,7 @@
                 <w:sz w:val="19"/>
                 <w:szCs w:val="19"/>
               </w:rPr>
-              <w:t xml:space="preserve">CHAMFER+</w:t>
+              <w:t xml:space="preserve">XForce</w:t>
             </w:r>
           </w:p>
         </w:tc>
@@ -1827,7 +1850,7 @@
                 <w:sz w:val="19"/>
                 <w:szCs w:val="19"/>
               </w:rPr>
-              <w:t xml:space="preserve">ver2：安定性を強化しました。</w:t>
+              <w:t xml:space="preserve">ver2：安定性強化 等（IJCAD の表記も直す）</w:t>
             </w:r>
           </w:p>
         </w:tc>
@@ -1919,7 +1942,7 @@
                 <w:sz w:val="19"/>
                 <w:szCs w:val="19"/>
               </w:rPr>
-              <w:t xml:space="preserve">XForce</w:t>
+              <w:t xml:space="preserve">RANDOMBNAME</w:t>
             </w:r>
           </w:p>
         </w:tc>
@@ -1948,7 +1971,7 @@
                 <w:sz w:val="19"/>
                 <w:szCs w:val="19"/>
               </w:rPr>
-              <w:t xml:space="preserve">ver2：安定性を強化しました。</w:t>
+              <w:t xml:space="preserve">ver2：安定性強化 等</w:t>
             </w:r>
           </w:p>
         </w:tc>
@@ -2040,7 +2063,7 @@
                 <w:sz w:val="19"/>
                 <w:szCs w:val="19"/>
               </w:rPr>
-              <w:t xml:space="preserve">RANDOMBNAME</w:t>
+              <w:t xml:space="preserve">SetAllPSLT</w:t>
             </w:r>
           </w:p>
         </w:tc>
@@ -2069,7 +2092,7 @@
                 <w:sz w:val="19"/>
                 <w:szCs w:val="19"/>
               </w:rPr>
-              <w:t xml:space="preserve">ver2：安定性を強化しました。</w:t>
+              <w:t xml:space="preserve">ver2：安定性強化 等</w:t>
             </w:r>
           </w:p>
         </w:tc>
@@ -2161,7 +2184,7 @@
                 <w:sz w:val="19"/>
                 <w:szCs w:val="19"/>
               </w:rPr>
-              <w:t xml:space="preserve">SetAllPSLT</w:t>
+              <w:t xml:space="preserve">ZeroBylayer</w:t>
             </w:r>
           </w:p>
         </w:tc>
@@ -2190,7 +2213,7 @@
                 <w:sz w:val="19"/>
                 <w:szCs w:val="19"/>
               </w:rPr>
-              <w:t xml:space="preserve">ver2：安定性を強化しました。</w:t>
+              <w:t xml:space="preserve">ver2：安定性強化 等</w:t>
             </w:r>
           </w:p>
         </w:tc>
@@ -2282,7 +2305,7 @@
                 <w:sz w:val="19"/>
                 <w:szCs w:val="19"/>
               </w:rPr>
-              <w:t xml:space="preserve">ZeroBylayer</w:t>
+              <w:t xml:space="preserve">Quake</w:t>
             </w:r>
           </w:p>
         </w:tc>
@@ -2311,7 +2334,7 @@
                 <w:sz w:val="19"/>
                 <w:szCs w:val="19"/>
               </w:rPr>
-              <w:t xml:space="preserve">ver2：安定性を強化しました。</w:t>
+              <w:t xml:space="preserve">ver2：安定性強化 等</w:t>
             </w:r>
           </w:p>
         </w:tc>
@@ -2403,7 +2426,7 @@
                 <w:sz w:val="19"/>
                 <w:szCs w:val="19"/>
               </w:rPr>
-              <w:t xml:space="preserve">Quake</w:t>
+              <w:t xml:space="preserve">LPON・LPOFF</w:t>
             </w:r>
           </w:p>
         </w:tc>
@@ -2432,7 +2455,7 @@
                 <w:sz w:val="19"/>
                 <w:szCs w:val="19"/>
               </w:rPr>
-              <w:t xml:space="preserve">ver2：安定性を強化しました。</w:t>
+              <w:t xml:space="preserve">ver2：安定性強化 等</w:t>
             </w:r>
           </w:p>
         </w:tc>
@@ -2524,7 +2547,7 @@
                 <w:sz w:val="19"/>
                 <w:szCs w:val="19"/>
               </w:rPr>
-              <w:t xml:space="preserve">LPON・LPOFF</w:t>
+              <w:t xml:space="preserve">CopyBlock</w:t>
             </w:r>
           </w:p>
         </w:tc>
@@ -2553,7 +2576,7 @@
                 <w:sz w:val="19"/>
                 <w:szCs w:val="19"/>
               </w:rPr>
-              <w:t xml:space="preserve">ver2：安定性を強化しました。</w:t>
+              <w:t xml:space="preserve">ver2：安定性強化 等</w:t>
             </w:r>
           </w:p>
         </w:tc>
@@ -2645,7 +2668,7 @@
                 <w:sz w:val="19"/>
                 <w:szCs w:val="19"/>
               </w:rPr>
-              <w:t xml:space="preserve">CopyBlock</w:t>
+              <w:t xml:space="preserve">Load_All_Lsp</w:t>
             </w:r>
           </w:p>
         </w:tc>
@@ -2674,7 +2697,7 @@
                 <w:sz w:val="19"/>
                 <w:szCs w:val="19"/>
               </w:rPr>
-              <w:t xml:space="preserve">ver2：安定性を強化しました。</w:t>
+              <w:t xml:space="preserve">ver2：読み込めない LISP があっても、残りを続けて読み込むように変更 等</w:t>
             </w:r>
           </w:p>
         </w:tc>
@@ -2703,7 +2726,7 @@
                 <w:sz w:val="19"/>
                 <w:szCs w:val="19"/>
               </w:rPr>
-              <w:t xml:space="preserve">ver2＋旧版</w:t>
+              <w:t xml:space="preserve">ver2 だけに差し替え（名前は Load_All_Lsp.lsp のまま）</w:t>
             </w:r>
           </w:p>
         </w:tc>
@@ -2795,7 +2818,7 @@
                 <w:sz w:val="19"/>
                 <w:szCs w:val="19"/>
               </w:rPr>
-              <w:t xml:space="preserve">ver2：より幅広い AutoCAD のバージョンで使えるようにしました。</w:t>
+              <w:t xml:space="preserve">ver2：対応バージョンの拡大 等</w:t>
             </w:r>
           </w:p>
         </w:tc>
@@ -2916,7 +2939,7 @@
                 <w:sz w:val="19"/>
                 <w:szCs w:val="19"/>
               </w:rPr>
-              <w:t xml:space="preserve">ver2：より幅広い AutoCAD のバージョンで使えるようにしました。</w:t>
+              <w:t xml:space="preserve">ver2：対応バージョンの拡大 等</w:t>
             </w:r>
           </w:p>
         </w:tc>
@@ -2953,13 +2976,61 @@
     </w:tbl>
     <w:p>
       <w:pPr>
-        <w:spacing w:after="80" w:before="80"/>
-      </w:pPr>
-      <w:r>
-        <w:rPr>
-          <w:rFonts w:ascii="Yu Gothic" w:eastAsia="Yu Gothic" w:hAnsi="Yu Gothic"/>
-        </w:rPr>
-        <w:t xml:space="preserve">※ CADSOZAI・HPDRAWORDER1 のダウンロード欄は「〇〇_ver2.lsp」の1行だけ。</w:t>
+        <w:spacing w:after="40" w:before="80"/>
+      </w:pPr>
+      <w:r>
+        <w:rPr>
+          <w:rFonts w:ascii="Yu Gothic" w:eastAsia="Yu Gothic" w:hAnsi="Yu Gothic"/>
+        </w:rPr>
+        <w:t xml:space="preserve">※ ver2 だけに差し替える3本は、ダウンロード欄はファイル1行と一言だけ。</w:t>
+      </w:r>
+    </w:p>
+    <w:p>
+      <w:pPr>
+        <w:pStyle w:val="Heading2"/>
+        <w:spacing w:after="80" w:before="180"/>
+      </w:pPr>
+      <w:r>
+        <w:rPr>
+          <w:rFonts w:ascii="Yu Gothic" w:eastAsia="Yu Gothic" w:hAnsi="Yu Gothic"/>
+          <w:b/>
+          <w:bCs/>
+          <w:sz w:val="23"/>
+          <w:szCs w:val="23"/>
+        </w:rPr>
+        <w:t xml:space="preserve">XForce の IJCAD の表記</w:t>
+      </w:r>
+    </w:p>
+    <w:p>
+      <w:pPr>
+        <w:pStyle w:val="ListParagraph"/>
+        <w:numPr>
+          <w:ilvl w:val="0"/>
+          <w:numId w:val="2"/>
+        </w:numPr>
+        <w:spacing w:after="40"/>
+      </w:pPr>
+      <w:r>
+        <w:rPr>
+          <w:rFonts w:ascii="Yu Gothic" w:eastAsia="Yu Gothic" w:hAnsi="Yu Gothic"/>
+        </w:rPr>
+        <w:t xml:space="preserve">「・IJCAD2025(STD)でも動作確認済み！」→「・IJCAD には非対応です。」</w:t>
+      </w:r>
+    </w:p>
+    <w:p>
+      <w:pPr>
+        <w:pStyle w:val="ListParagraph"/>
+        <w:numPr>
+          <w:ilvl w:val="0"/>
+          <w:numId w:val="2"/>
+        </w:numPr>
+        <w:spacing w:after="40"/>
+      </w:pPr>
+      <w:r>
+        <w:rPr>
+          <w:rFonts w:ascii="Yu Gothic" w:eastAsia="Yu Gothic" w:hAnsi="Yu Gothic"/>
+        </w:rPr>
+        <w:t xml:space="preserve">その下の「・その他互換CADでも〜」の行は削除</w:t>
       </w:r>
     </w:p>
     <w:p>

--- a/tools/00_ver2公開までのTODO.docx
+++ b/tools/00_ver2公開までのTODO.docx
@@ -2697,7 +2697,7 @@
                 <w:sz w:val="19"/>
                 <w:szCs w:val="19"/>
               </w:rPr>
-              <w:t xml:space="preserve">ver2：読み込めない LISP があっても、残りを続けて読み込むように変更 等</w:t>
+              <w:t xml:space="preserve">ver2：読み込めない LISP があっても、残りを続けて読み込むように変更 等　＋注記「※括弧の数が合わないなど、書き方に誤りのある LISP があると、そこで読み込みが止まります。」</w:t>
             </w:r>
           </w:p>
         </w:tc>
